--- a/Курсовая_работа_маршрутизация_БСС.docx
+++ b/Курсовая_работа_маршрутизация_БСС.docx
@@ -3581,7 +3581,7 @@
           <w:rFonts w:ascii="Times New Roman" w:hAnsi="Times New Roman"/>
           <w:sz w:val="28"/>
         </w:rPr>
-        <w:t>1. Akyildiz, I.F. Wireless sensor networks: a survey / I.F. Akyildiz, W. Su, Y. Sankarasubramaniam, E. Cayirci // Computer Networks. — 2002. — Vol. 38, No. 4. — P. 393–422.</w:t>
+        <w:t>1. Баскаков, С. С. Энергоэффективные протоколы маршрутизации в беспроводных сенсорных сетях / С. С. Баскаков, А. В. Пролетарский // T-Comm: Телекоммуникации и транспорт. — 2016. — Т. 10, № 11. — С. 21–27.</w:t>
       </w:r>
     </w:p>
     <w:p>
@@ -3594,7 +3594,7 @@
           <w:rFonts w:ascii="Times New Roman" w:hAnsi="Times New Roman"/>
           <w:sz w:val="28"/>
         </w:rPr>
-        <w:t>2. Heinzelman, W.R. Energy-efficient communication protocol for wireless microsensor networks / W.R. Heinzelman, A. Chandrakasan, H. Balakrishnan // Proceedings of the 33rd Annual Hawaii International Conference on System Sciences. — 2000. — P. 1–10.</w:t>
+        <w:t>2. Вишневский, В. М. Широкополосные беспроводные сети передачи информации / В. М. Вишневский, А. И. Ляхов, С. Л. Портной, И. В. Шахнович. — М. : Техносфера, 2005. — 592 с.</w:t>
       </w:r>
     </w:p>
     <w:p>
@@ -3607,7 +3607,7 @@
           <w:rFonts w:ascii="Times New Roman" w:hAnsi="Times New Roman"/>
           <w:sz w:val="28"/>
         </w:rPr>
-        <w:t>3. Intanagonwiwat, C. Directed diffusion: a scalable and robust communication paradigm for sensor networks / C. Intanagonwiwat, R. Govindan, D. Estrin // Proceedings of ACM MobiCom. — 2000. — P. 56–67.</w:t>
+        <w:t>3. Воротницкий, Ю. И. QoS маршрутизация в сенсорных сетях / Ю. И. Воротницкий, К. С. Шпак // Компьютерные технологии и анализ данных (CTDA'2022) : материалы II Междунар. науч.-практ. конф., Минск, 21–22 сент. 2022 г. — Минск : РИВШ, 2022. — С. 185–187.</w:t>
       </w:r>
     </w:p>
     <w:p>
@@ -3620,7 +3620,7 @@
           <w:rFonts w:ascii="Times New Roman" w:hAnsi="Times New Roman"/>
           <w:sz w:val="28"/>
         </w:rPr>
-        <w:t>4. Karlof, C. Secure routing in wireless sensor networks: attacks and countermeasures / C. Karlof, D. Wagner // Ad Hoc Networks. — 2003. — Vol. 1, No. 2–3. — P. 293–315.</w:t>
+        <w:t>4. Гольдштейн, Б. С. Сети связи : учебник / Б. С. Гольдштейн, Н. А. Соколов, Г. Г. Яновский. — СПб. : БХВ-Петербург, 2014. — 400 с.</w:t>
       </w:r>
     </w:p>
     <w:p>
@@ -3633,7 +3633,7 @@
           <w:rFonts w:ascii="Times New Roman" w:hAnsi="Times New Roman"/>
           <w:sz w:val="28"/>
         </w:rPr>
-        <w:t>5. Kulik, J. Negotiation-based protocols for disseminating information in wireless sensor networks / J. Kulik, W.R. Heinzelman, H. Balakrishnan // Wireless Networks. — 2002. — Vol. 8. — P. 169–185.</w:t>
+        <w:t>5. Евсин, В. А. Разработка модуля оптимального размещения информационных ресурсов на узлах вычислительной сети: описание реализуемых методов и структур данных / В. А. Евсин, Н. А. Тихонов, С. П. Воробьёв // Инженерный вестник Дона. — 2019. — № 1. — С. 1–12.</w:t>
       </w:r>
     </w:p>
     <w:p>
@@ -3646,7 +3646,7 @@
           <w:rFonts w:ascii="Times New Roman" w:hAnsi="Times New Roman"/>
           <w:sz w:val="28"/>
         </w:rPr>
-        <w:t>6. Lindsey, S. PEGASIS: Power-efficient gathering in sensor information systems / S. Lindsey, C.S. Raghavendra // Proceedings of IEEE Aerospace Conference. — 2002. — Vol. 3. — P. 1125–1130.</w:t>
+        <w:t>6. Кормен, Т. Алгоритмы: построение и анализ / Т. Кормен, Ч. Лейзерсон, Р. Ривест, К. Штайн. — 3-е изд. — М. : Вильямс, 2013. — 1328 с.</w:t>
       </w:r>
     </w:p>
     <w:p>
@@ -3659,7 +3659,7 @@
           <w:rFonts w:ascii="Times New Roman" w:hAnsi="Times New Roman"/>
           <w:sz w:val="28"/>
         </w:rPr>
-        <w:t>7. Manjeshwar, A. TEEN: A routing protocol for enhanced efficiency in wireless sensor networks / A. Manjeshwar, D.P. Agrawal // Proceedings of 15th International Parallel and Distributed Processing Symposium. — 2001. — P. 2009–2015.</w:t>
+        <w:t>7. Кучерявый, А. Е. Самоорганизующиеся сети / А. Е. Кучерявый, А. В. Прокопьев, Е. А. Кучерявый. — СПб. : Любавич, 2011. — 312 с.</w:t>
       </w:r>
     </w:p>
     <w:p>
@@ -3672,7 +3672,7 @@
           <w:rFonts w:ascii="Times New Roman" w:hAnsi="Times New Roman"/>
           <w:sz w:val="28"/>
         </w:rPr>
-        <w:t>8. Perrig, A. Security in wireless sensor networks / A. Perrig, J. Stankovic, D. Wagner // Communications of the ACM. — 2004. — Vol. 47, No. 6. — P. 53–57.</w:t>
+        <w:t>8. Лихачёв, А. М. Кластерные протоколы маршрутизации в беспроводных сенсорных сетях / А. М. Лихачёв, П. А. Уланов // Информационные технологии и системы. — 2020. — № 2. — С. 128–135.</w:t>
       </w:r>
     </w:p>
     <w:p>
@@ -3685,7 +3685,7 @@
           <w:rFonts w:ascii="Times New Roman" w:hAnsi="Times New Roman"/>
           <w:sz w:val="28"/>
         </w:rPr>
-        <w:t>9. He, T. SPEED: a stateless protocol for real-time communication in sensor networks / T. He [et al.] // Proceedings of the 23rd International Conference on Distributed Computing Systems. — 2003. — P. 46–55.</w:t>
+        <w:t>9. Листопад, Н. И. Маршрутизация в мультисервисных сетях телекоммуникаций на основе модифицированного алгоритма Дейкстры / Н. И. Листопад, Ю. И. Воротницкий, А. А. Хайдер // Вестник БГУ. Серия 1. — 2015. — № 1. — С. 70–76.</w:t>
       </w:r>
     </w:p>
     <w:p>
@@ -3698,7 +3698,7 @@
           <w:rFonts w:ascii="Times New Roman" w:hAnsi="Times New Roman"/>
           <w:sz w:val="28"/>
         </w:rPr>
-        <w:t>10. Deng, J. INSENS: Intrusion-tolerant routing for wireless sensor networks / J. Deng, R. Han, S. Mishra // Computer Communications. — 2006. — Vol. 29, No. 2. — P. 216–230.</w:t>
+        <w:t>10. Ломакина, Л. С. Многокритериальная оптимизация маршрутов в телекоммуникационных сетях / Л. С. Ломакина // Вестник Воронежского государственного технического университета. — 2019. — Т. 15, № 3. — С. 64–71.</w:t>
       </w:r>
     </w:p>
     <w:p>
@@ -3711,7 +3711,7 @@
           <w:rFonts w:ascii="Times New Roman" w:hAnsi="Times New Roman"/>
           <w:sz w:val="28"/>
         </w:rPr>
-        <w:t>11. Marti, S. Mitigating routing misbehavior in mobile ad hoc networks / S. Marti [et al.] // Proceedings of ACM MobiCom. — 2000. — P. 255–265.</w:t>
+        <w:t>11. Макаренко, С. И. Информационная безопасность : учебное пособие / С. И. Макаренко. — Ставрополь : СФ МГГУ им. М. А. Шолохова, 2009. — 372 с.</w:t>
       </w:r>
     </w:p>
     <w:p>
@@ -3724,7 +3724,7 @@
           <w:rFonts w:ascii="Times New Roman" w:hAnsi="Times New Roman"/>
           <w:sz w:val="28"/>
         </w:rPr>
-        <w:t>12. Karp, B. GPSR: greedy perimeter stateless routing for wireless networks / B. Karp, H.T. Kung // Proceedings of ACM MobiCom. — 2000. — P. 243–254.</w:t>
+        <w:t>12. Олифер, В. Г. Компьютерные сети. Принципы, технологии, протоколы / В. Г. Олифер, Н. А. Олифер. — 5-е изд. — СПб. : Питер, 2016. — 992 с.</w:t>
       </w:r>
     </w:p>
     <w:p>
@@ -3737,7 +3737,7 @@
           <w:rFonts w:ascii="Times New Roman" w:hAnsi="Times New Roman"/>
           <w:sz w:val="28"/>
         </w:rPr>
-        <w:t>13. Deb, K. A fast and elitist multiobjective genetic algorithm: NSGA-II / K. Deb [et al.] // IEEE Transactions on Evolutionary Computation. — 2002. — Vol. 6, No. 2. — P. 182–197.</w:t>
+        <w:t>13. Росляков, А. В. Интернет вещей / А. В. Росляков, С. В. Ваняшин, А. Ю. Гребешков. — Самара : ПГУТИ, 2015. — 200 с.</w:t>
       </w:r>
     </w:p>
     <w:p>
@@ -3750,7 +3750,7 @@
           <w:rFonts w:ascii="Times New Roman" w:hAnsi="Times New Roman"/>
           <w:sz w:val="28"/>
         </w:rPr>
-        <w:t>14. Dorigo, M. Ant colony optimization: a new meta-heuristic / M. Dorigo, G. Di Caro // Proceedings of the Congress on Evolutionary Computation. — 1999. — Vol. 2. — P. 1470–1477.</w:t>
+        <w:t>14. Савенко, О. С. Методы обнаружения аномалий в беспроводных сенсорных сетях / О. С. Савенко, С. М. Лосев // Проблемы информационных технологий. — 2017. — № 1 (21). — С. 75–82.</w:t>
       </w:r>
     </w:p>
     <w:p>
@@ -3763,7 +3763,7 @@
           <w:rFonts w:ascii="Times New Roman" w:hAnsi="Times New Roman"/>
           <w:sz w:val="28"/>
         </w:rPr>
-        <w:t>15. Xu, Y. Geography-informed energy conservation for ad hoc routing / Y. Xu, J. Heidemann, D. Estrin // Proceedings of ACM MobiCom. — 2001. — P. 70–84.</w:t>
+        <w:t>15. Таненбаум, Э. Компьютерные сети / Э. Таненбаум, Д. Уэзеролл. — 5-е изд. — СПб. : Питер, 2012. — 960 с.</w:t>
       </w:r>
     </w:p>
     <w:p>
@@ -3776,7 +3776,7 @@
           <w:rFonts w:ascii="Times New Roman" w:hAnsi="Times New Roman"/>
           <w:sz w:val="28"/>
         </w:rPr>
-        <w:t>16. Sohraby, K. Wireless sensor networks: technology, protocols, and applications / K. Sohraby, D. Minoli, T. Znati. — John Wiley &amp; Sons, 2007. — 328 p.</w:t>
+        <w:t>16. Шелухин, О. И. Обнаружение вторжений в компьютерные сети (сетевые аномалии) / О. И. Шелухин, Д. Ж. Сакалема, А. С. Филинова. — М. : Горячая линия — Телеком, 2013. — 220 с.</w:t>
       </w:r>
     </w:p>
     <w:p>
@@ -3789,7 +3789,7 @@
           <w:rFonts w:ascii="Times New Roman" w:hAnsi="Times New Roman"/>
           <w:sz w:val="28"/>
         </w:rPr>
-        <w:t>17. Butun, I. A survey of intrusion detection systems in wireless sensor networks / I. Butun, S.D. Morgera, R. Sankar // IEEE Communications Surveys &amp; Tutorials. — 2014. — Vol. 16, No. 1. — P. 266–282.</w:t>
+        <w:t>17. Шпак, К. С. Оптимальная маршрутизация в мультисервисных компьютерных сетях с учётом требований качества обслуживания / К. С. Шпак // Информационные радиосистемы и радиотехнологии — 2020 : материалы науч.-техн. конф. — Минск : БГУИР, 2020. — С. 218–219.</w:t>
       </w:r>
     </w:p>
     <w:p>
@@ -3802,7 +3802,7 @@
           <w:rFonts w:ascii="Times New Roman" w:hAnsi="Times New Roman"/>
           <w:sz w:val="28"/>
         </w:rPr>
-        <w:t>18. da Silva, A.P.R. Decentralized intrusion detection in wireless sensor networks / A.P.R. da Silva [et al.] // Proceedings of the 1st ACM International Workshop on Quality of Service &amp; Security in Wireless and Mobile Networks. — 2005. — P. 16–23.</w:t>
+        <w:t>18. Ярмолик, С. Н. Методы маршрутизации в компьютерных сетях / С. Н. Ярмолик // Доклады БГУИР. — 2018. — № 7 (117). — С. 46–52.</w:t>
       </w:r>
     </w:p>
     <w:p>
@@ -3815,7 +3815,7 @@
           <w:rFonts w:ascii="Times New Roman" w:hAnsi="Times New Roman"/>
           <w:sz w:val="28"/>
         </w:rPr>
-        <w:t>19. Forster, A. Machine learning techniques applied to wireless ad-hoc networks: guide and survey / A. Forster // Proceedings of the 3rd International Conference on Intelligent Sensors, Sensor Networks and Information. — 2007. — P. 365–370.</w:t>
+        <w:t>19. Akyildiz, I. F. Wireless sensor networks: a survey / I. F. Akyildiz, W. Su, Y. Sankarasubramaniam, E. Cayirci // Computer Networks. — 2002. — Vol. 38, No. 4. — P. 393–422.</w:t>
       </w:r>
     </w:p>
     <w:p>
@@ -3828,7 +3828,7 @@
           <w:rFonts w:ascii="Times New Roman" w:hAnsi="Times New Roman"/>
           <w:sz w:val="28"/>
         </w:rPr>
-        <w:t>20. Felemban, E. MMSPEED: multipath multi-SPEED protocol for QoS guarantee of reliability and timeliness in wireless sensor networks / E. Felemban, C.G. Lee, E. Ekici // IEEE Transactions on Mobile Computing. — 2006. — Vol. 5, No. 6. — P. 738–754.</w:t>
+        <w:t>20. Heinzelman, W. R. Energy-efficient communication protocol for wireless microsensor networks / W. R. Heinzelman, A. Chandrakasan, H. Balakrishnan // Proc. of the 33rd Annual Hawaii International Conference on System Sciences. — 2000. — P. 1–10.</w:t>
       </w:r>
     </w:p>
     <w:p>
@@ -3841,7 +3841,7 @@
           <w:rFonts w:ascii="Times New Roman" w:hAnsi="Times New Roman"/>
           <w:sz w:val="28"/>
         </w:rPr>
-        <w:t>21. Yu, M. A survey on security issues in services communication of Microservices-enabled fog applications / M. Yu [et al.] // Concurrency and Computation: Practice and Experience. — 2019. — Vol. 31, No. 22. — P. e4436.</w:t>
+        <w:t>21. Karlof, C. Secure routing in wireless sensor networks: attacks and countermeasures / C. Karlof, D. Wagner // Ad Hoc Networks. — 2003. — Vol. 1, No. 2–3. — P. 293–315.</w:t>
       </w:r>
     </w:p>
     <w:p>
@@ -3854,7 +3854,7 @@
           <w:rFonts w:ascii="Times New Roman" w:hAnsi="Times New Roman"/>
           <w:sz w:val="28"/>
         </w:rPr>
-        <w:t>22. Vasserman, E.Y. Vampire attacks: draining life from wireless ad hoc sensor networks / E.Y. Vasserman, N. Hopper // IEEE Transactions on Mobile Computing. — 2013. — Vol. 12, No. 2. — P. 318–332.</w:t>
+        <w:t>22. Karp, B. GPSR: greedy perimeter stateless routing for wireless networks / B. Karp, H. T. Kung // Proc. of ACM MobiCom. — 2000. — P. 243–254.</w:t>
       </w:r>
     </w:p>
     <w:p>
@@ -3867,7 +3867,7 @@
           <w:rFonts w:ascii="Times New Roman" w:hAnsi="Times New Roman"/>
           <w:sz w:val="28"/>
         </w:rPr>
-        <w:t>23. Newsome, J. The Sybil attack in sensor networks: analysis &amp; defenses / J. Newsome [et al.] // Proceedings of the 3rd International Symposium on Information Processing in Sensor Networks. — 2004. — P. 259–268.</w:t>
+        <w:t>23. Perrig, A. Security in wireless sensor networks / A. Perrig, J. Stankovic, D. Wagner // Communications of the ACM. — 2004. — Vol. 47, No. 6. — P. 53–57.</w:t>
       </w:r>
     </w:p>
     <w:p>
@@ -3880,20 +3880,7 @@
           <w:rFonts w:ascii="Times New Roman" w:hAnsi="Times New Roman"/>
           <w:sz w:val="28"/>
         </w:rPr>
-        <w:t>24. Singh, S.K. A survey on successors of LEACH protocol / S.K. Singh, P. Kumar, J.P. Singh // IEEE Access. — 2017. — Vol. 5. — P. 4298–4328.</w:t>
-      </w:r>
-    </w:p>
-    <w:p>
-      <w:pPr>
-        <w:ind w:firstLine="709"/>
-        <w:jc w:val="both"/>
-      </w:pPr>
-      <w:r>
-        <w:rPr>
-          <w:rFonts w:ascii="Times New Roman" w:hAnsi="Times New Roman"/>
-          <w:sz w:val="28"/>
-        </w:rPr>
-        <w:t>25. Mohammadi, S. A comparison of link quality metrics in the design of routing protocols for wireless sensor networks / S. Mohammadi, H. Jadidoleslamy // Computer Science Review. — 2011. — Vol. 5, No. 4. — P. 393–411.</w:t>
+        <w:t>24. Singh, S. K. A survey on successors of LEACH protocol / S. K. Singh, P. Kumar, J. P. Singh // IEEE Access. — 2017. — Vol. 5. — P. 4298–4328.</w:t>
       </w:r>
     </w:p>
     <w:sectPr>
